--- a/src/main/java/resume/Rajesh_ResumeCV2026.1.docx
+++ b/src/main/java/resume/Rajesh_ResumeCV2026.1.docx
@@ -146,14 +146,37 @@
                 <w:sz w:val="22"/>
                 <w:szCs w:val="22"/>
               </w:rPr>
-              <w:t>Technical Lead, AI Agent Engineer, and Junior Architect</w:t>
-            </w:r>
-            <w:r>
-              <w:rPr>
-                <w:sz w:val="22"/>
-                <w:szCs w:val="22"/>
-              </w:rPr>
-              <w:t xml:space="preserve">, with expertise in designing and delivering </w:t>
+              <w:t xml:space="preserve">Technical Lead, AI Agent Engineer, Junior </w:t>
+            </w:r>
+            <w:r>
+              <w:rPr>
+                <w:b/>
+                <w:bCs/>
+                <w:sz w:val="22"/>
+                <w:szCs w:val="22"/>
+              </w:rPr>
+              <w:t>Architect</w:t>
+            </w:r>
+            <w:r>
+              <w:rPr>
+                <w:sz w:val="22"/>
+                <w:szCs w:val="22"/>
+              </w:rPr>
+              <w:t>,</w:t>
+            </w:r>
+            <w:r>
+              <w:rPr>
+                <w:sz w:val="22"/>
+                <w:szCs w:val="22"/>
+              </w:rPr>
+              <w:t xml:space="preserve"> and Developer</w:t>
+            </w:r>
+            <w:r>
+              <w:rPr>
+                <w:sz w:val="22"/>
+                <w:szCs w:val="22"/>
+              </w:rPr>
+              <w:t xml:space="preserve"> with expertise in designing and delivering </w:t>
             </w:r>
             <w:r>
               <w:rPr>
@@ -1290,9 +1313,10 @@
               <w:pStyle w:val="ListBullet"/>
               <w:numPr>
                 <w:ilvl w:val="0"/>
-                <w:numId w:val="25"/>
+                <w:numId w:val="0"/>
               </w:numPr>
               <w:spacing w:after="20"/>
+              <w:ind w:left="720"/>
               <w:rPr>
                 <w:sz w:val="22"/>
                 <w:szCs w:val="22"/>
@@ -1896,6 +1920,24 @@
             </w:r>
             <w:r>
               <w:rPr>
+                <w:b/>
+                <w:bCs/>
+                <w:sz w:val="22"/>
+                <w:szCs w:val="22"/>
+              </w:rPr>
+              <w:t xml:space="preserve"> Using </w:t>
+            </w:r>
+            <w:r>
+              <w:rPr>
+                <w:b/>
+                <w:bCs/>
+                <w:sz w:val="22"/>
+                <w:szCs w:val="22"/>
+              </w:rPr>
+              <w:t>Copilot</w:t>
+            </w:r>
+            <w:r>
+              <w:rPr>
                 <w:sz w:val="22"/>
                 <w:szCs w:val="22"/>
               </w:rPr>
@@ -2135,16 +2177,6 @@
               </w:rPr>
               <w:t>Worked on extraction of the code from legacy existing systems using AI agent.</w:t>
             </w:r>
-          </w:p>
-          <w:p>
-            <w:pPr>
-              <w:spacing w:after="80"/>
-              <w:ind w:left="720"/>
-              <w:rPr>
-                <w:sz w:val="22"/>
-                <w:szCs w:val="22"/>
-              </w:rPr>
-            </w:pPr>
           </w:p>
           <w:p>
             <w:pPr>
@@ -2571,24 +2603,43 @@
               </w:rPr>
               <w:t xml:space="preserve">, </w:t>
             </w:r>
+            <w:r>
+              <w:rPr>
+                <w:sz w:val="22"/>
+                <w:szCs w:val="22"/>
+              </w:rPr>
+              <w:t>AWS,</w:t>
+            </w:r>
+            <w:r>
+              <w:rPr>
+                <w:sz w:val="22"/>
+                <w:szCs w:val="22"/>
+              </w:rPr>
+              <w:t xml:space="preserve"> </w:t>
+            </w:r>
+            <w:r>
+              <w:rPr>
+                <w:sz w:val="22"/>
+                <w:szCs w:val="22"/>
+              </w:rPr>
+              <w:t>Splunk,</w:t>
+            </w:r>
+            <w:r>
+              <w:rPr>
+                <w:sz w:val="22"/>
+                <w:szCs w:val="22"/>
+              </w:rPr>
+              <w:t xml:space="preserve"> </w:t>
+            </w:r>
             <w:proofErr w:type="spellStart"/>
-            <w:proofErr w:type="gramStart"/>
-            <w:r>
-              <w:rPr>
-                <w:sz w:val="22"/>
-                <w:szCs w:val="22"/>
-              </w:rPr>
-              <w:t>AWS,</w:t>
-            </w:r>
-            <w:r>
-              <w:rPr>
-                <w:sz w:val="22"/>
-                <w:szCs w:val="22"/>
-              </w:rPr>
-              <w:t>Splunk</w:t>
+            <w:r>
+              <w:rPr>
+                <w:sz w:val="22"/>
+                <w:szCs w:val="22"/>
+              </w:rPr>
+              <w:t>Control+M</w:t>
             </w:r>
             <w:proofErr w:type="spellEnd"/>
-            <w:proofErr w:type="gramEnd"/>
             <w:r>
               <w:rPr>
                 <w:sz w:val="22"/>
@@ -2603,29 +2654,6 @@
               </w:rPr>
               <w:t xml:space="preserve"> </w:t>
             </w:r>
-            <w:proofErr w:type="spellStart"/>
-            <w:r>
-              <w:rPr>
-                <w:sz w:val="22"/>
-                <w:szCs w:val="22"/>
-              </w:rPr>
-              <w:t>Control+M</w:t>
-            </w:r>
-            <w:proofErr w:type="spellEnd"/>
-            <w:r>
-              <w:rPr>
-                <w:sz w:val="22"/>
-                <w:szCs w:val="22"/>
-              </w:rPr>
-              <w:t>,</w:t>
-            </w:r>
-            <w:r>
-              <w:rPr>
-                <w:sz w:val="22"/>
-                <w:szCs w:val="22"/>
-              </w:rPr>
-              <w:t xml:space="preserve"> </w:t>
-            </w:r>
             <w:r>
               <w:rPr>
                 <w:sz w:val="22"/>
@@ -2640,15 +2668,6 @@
               </w:rPr>
               <w:t>/Linux, MuleSoft, Maven.</w:t>
             </w:r>
-          </w:p>
-          <w:p>
-            <w:pPr>
-              <w:spacing w:after="80"/>
-              <w:rPr>
-                <w:sz w:val="22"/>
-                <w:szCs w:val="22"/>
-              </w:rPr>
-            </w:pPr>
           </w:p>
           <w:p>
             <w:pPr>
@@ -2716,7 +2735,6 @@
                 <w:sz w:val="22"/>
                 <w:szCs w:val="22"/>
               </w:rPr>
-              <w:lastRenderedPageBreak/>
               <w:t xml:space="preserve">I am working as Technical Lead. My main responsibility is to discuss with HSBC management, understand the requirement, implement it into java, spring boot, microservices from mule </w:t>
             </w:r>
             <w:r>
@@ -2744,6 +2762,7 @@
                 <w:sz w:val="22"/>
                 <w:szCs w:val="22"/>
               </w:rPr>
+              <w:lastRenderedPageBreak/>
               <w:t>I am doing peer code review, junior code review, sonar issues fixing, Sona type jar dependency fixing, check Marx vulnerability fixing, managing the testing, PT testing, prod-readiness activity, technical live and Business Live, and handover the technical aspects to Product engineering team.</w:t>
             </w:r>
           </w:p>
@@ -3000,19 +3019,6 @@
               </w:rPr>
               <w:t>Security management aligned with enterprise standards etc.</w:t>
             </w:r>
-          </w:p>
-          <w:p>
-            <w:pPr>
-              <w:pStyle w:val="ListBullet"/>
-              <w:numPr>
-                <w:ilvl w:val="0"/>
-                <w:numId w:val="0"/>
-              </w:numPr>
-              <w:rPr>
-                <w:sz w:val="22"/>
-                <w:szCs w:val="22"/>
-              </w:rPr>
-            </w:pPr>
           </w:p>
           <w:p>
             <w:pPr>
@@ -3509,15 +3515,13 @@
               </w:rPr>
               <w:t xml:space="preserve">Fraud Reduction is a </w:t>
             </w:r>
-            <w:proofErr w:type="gramStart"/>
-            <w:r>
-              <w:rPr>
-                <w:sz w:val="22"/>
-                <w:szCs w:val="22"/>
-              </w:rPr>
-              <w:t>spring</w:t>
-            </w:r>
-            <w:proofErr w:type="gramEnd"/>
+            <w:r>
+              <w:rPr>
+                <w:sz w:val="22"/>
+                <w:szCs w:val="22"/>
+              </w:rPr>
+              <w:t>Spring</w:t>
+            </w:r>
             <w:r>
               <w:rPr>
                 <w:sz w:val="22"/>
@@ -3544,7 +3548,21 @@
                 <w:sz w:val="22"/>
                 <w:szCs w:val="22"/>
               </w:rPr>
-              <w:t xml:space="preserve"> application for detection the frauds and </w:t>
+              <w:t xml:space="preserve"> application for </w:t>
+            </w:r>
+            <w:r>
+              <w:rPr>
+                <w:sz w:val="22"/>
+                <w:szCs w:val="22"/>
+              </w:rPr>
+              <w:t>detecting fraud</w:t>
+            </w:r>
+            <w:r>
+              <w:rPr>
+                <w:sz w:val="22"/>
+                <w:szCs w:val="22"/>
+              </w:rPr>
+              <w:t xml:space="preserve"> and </w:t>
             </w:r>
             <w:r>
               <w:rPr>
@@ -3560,15 +3578,13 @@
               </w:rPr>
               <w:t xml:space="preserve"> its solution instantly. It is </w:t>
             </w:r>
-            <w:proofErr w:type="spellStart"/>
-            <w:r>
-              <w:rPr>
-                <w:sz w:val="22"/>
-                <w:szCs w:val="22"/>
-              </w:rPr>
-              <w:t>springBoot</w:t>
-            </w:r>
-            <w:proofErr w:type="spellEnd"/>
+            <w:r>
+              <w:rPr>
+                <w:sz w:val="22"/>
+                <w:szCs w:val="22"/>
+              </w:rPr>
+              <w:t>spring Boot</w:t>
+            </w:r>
             <w:r>
               <w:rPr>
                 <w:sz w:val="22"/>
@@ -3576,15 +3592,13 @@
               </w:rPr>
               <w:t xml:space="preserve"> </w:t>
             </w:r>
-            <w:proofErr w:type="spellStart"/>
-            <w:r>
-              <w:rPr>
-                <w:sz w:val="22"/>
-                <w:szCs w:val="22"/>
-              </w:rPr>
-              <w:t>restApi</w:t>
-            </w:r>
-            <w:proofErr w:type="spellEnd"/>
+            <w:r>
+              <w:rPr>
+                <w:sz w:val="22"/>
+                <w:szCs w:val="22"/>
+              </w:rPr>
+              <w:t>rest API</w:t>
+            </w:r>
             <w:r>
               <w:rPr>
                 <w:sz w:val="22"/>
@@ -4103,76 +4117,620 @@
                 <w:szCs w:val="20"/>
               </w:rPr>
             </w:pPr>
-            <w:r>
-              <w:rPr>
-                <w:b/>
-                <w:sz w:val="20"/>
-                <w:szCs w:val="20"/>
-              </w:rPr>
-              <w:t>Lang Chain</w:t>
-            </w:r>
           </w:p>
           <w:p>
             <w:pPr>
               <w:spacing w:after="20"/>
               <w:rPr>
-                <w:b/>
                 <w:sz w:val="20"/>
                 <w:szCs w:val="20"/>
               </w:rPr>
             </w:pPr>
+          </w:p>
+          <w:p>
+            <w:pPr>
+              <w:spacing w:after="80"/>
+              <w:rPr>
+                <w:sz w:val="22"/>
+                <w:szCs w:val="22"/>
+              </w:rPr>
+            </w:pPr>
             <w:r>
               <w:rPr>
                 <w:b/>
-                <w:sz w:val="20"/>
-                <w:szCs w:val="20"/>
-              </w:rPr>
-              <w:t>Lang Graph</w:t>
+                <w:sz w:val="22"/>
+                <w:szCs w:val="22"/>
+              </w:rPr>
+              <w:t>Other Skills</w:t>
             </w:r>
           </w:p>
           <w:p>
             <w:pPr>
               <w:spacing w:after="20"/>
               <w:rPr>
+                <w:sz w:val="20"/>
+                <w:szCs w:val="20"/>
+              </w:rPr>
+            </w:pPr>
+            <w:r>
+              <w:rPr>
                 <w:b/>
                 <w:sz w:val="20"/>
                 <w:szCs w:val="20"/>
               </w:rPr>
-            </w:pPr>
-            <w:r>
-              <w:rPr>
-                <w:b/>
-                <w:sz w:val="20"/>
-                <w:szCs w:val="20"/>
-              </w:rPr>
-              <w:t>RAG</w:t>
+              <w:t>SQL</w:t>
             </w:r>
           </w:p>
           <w:p>
             <w:pPr>
               <w:spacing w:after="20"/>
               <w:rPr>
+                <w:sz w:val="20"/>
+                <w:szCs w:val="20"/>
+              </w:rPr>
+            </w:pPr>
+            <w:r>
+              <w:rPr>
                 <w:b/>
                 <w:sz w:val="20"/>
                 <w:szCs w:val="20"/>
               </w:rPr>
-            </w:pPr>
-            <w:r>
-              <w:rPr>
-                <w:b/>
-                <w:sz w:val="20"/>
-                <w:szCs w:val="20"/>
-              </w:rPr>
-              <w:t>Claude (Anthropic Model)</w:t>
+              <w:t>MySQL</w:t>
             </w:r>
           </w:p>
           <w:p>
             <w:pPr>
               <w:spacing w:after="20"/>
               <w:rPr>
+                <w:sz w:val="20"/>
+                <w:szCs w:val="20"/>
+              </w:rPr>
+            </w:pPr>
+            <w:r>
+              <w:rPr>
                 <w:b/>
                 <w:sz w:val="20"/>
                 <w:szCs w:val="20"/>
+              </w:rPr>
+              <w:t>HBase</w:t>
+            </w:r>
+          </w:p>
+          <w:p>
+            <w:pPr>
+              <w:spacing w:after="20"/>
+              <w:rPr>
+                <w:b/>
+                <w:sz w:val="20"/>
+                <w:szCs w:val="20"/>
+              </w:rPr>
+            </w:pPr>
+            <w:r>
+              <w:rPr>
+                <w:b/>
+                <w:sz w:val="20"/>
+                <w:szCs w:val="20"/>
+              </w:rPr>
+              <w:t>NoSQL DB</w:t>
+            </w:r>
+          </w:p>
+          <w:p>
+            <w:pPr>
+              <w:spacing w:after="20"/>
+              <w:rPr>
+                <w:sz w:val="20"/>
+                <w:szCs w:val="20"/>
+              </w:rPr>
+            </w:pPr>
+            <w:r>
+              <w:rPr>
+                <w:b/>
+                <w:sz w:val="20"/>
+                <w:szCs w:val="20"/>
+              </w:rPr>
+              <w:t>MongoDB</w:t>
+            </w:r>
+          </w:p>
+          <w:p>
+            <w:pPr>
+              <w:spacing w:after="20"/>
+              <w:rPr>
+                <w:sz w:val="20"/>
+                <w:szCs w:val="20"/>
+                <w:lang w:val="nl-NL"/>
+              </w:rPr>
+            </w:pPr>
+            <w:r>
+              <w:rPr>
+                <w:b/>
+                <w:sz w:val="20"/>
+                <w:szCs w:val="20"/>
+                <w:lang w:val="nl-NL"/>
+              </w:rPr>
+              <w:t>Unix/</w:t>
+            </w:r>
+            <w:r>
+              <w:rPr>
+                <w:b/>
+                <w:sz w:val="20"/>
+                <w:szCs w:val="20"/>
+                <w:lang w:val="nl-NL"/>
+              </w:rPr>
+              <w:t>Linux</w:t>
+            </w:r>
+          </w:p>
+          <w:p>
+            <w:pPr>
+              <w:spacing w:after="120"/>
+              <w:rPr>
+                <w:sz w:val="22"/>
+                <w:szCs w:val="22"/>
+                <w:lang w:val="nl-NL"/>
+              </w:rPr>
+            </w:pPr>
+          </w:p>
+          <w:p>
+            <w:pPr>
+              <w:spacing w:after="80"/>
+              <w:rPr>
+                <w:sz w:val="22"/>
+                <w:szCs w:val="22"/>
+                <w:lang w:val="nl-NL"/>
+              </w:rPr>
+            </w:pPr>
+            <w:r>
+              <w:rPr>
+                <w:b/>
+                <w:sz w:val="22"/>
+                <w:szCs w:val="22"/>
+                <w:lang w:val="nl-NL"/>
+              </w:rPr>
+              <w:t>Tools</w:t>
+            </w:r>
+            <w:r>
+              <w:rPr>
+                <w:b/>
+                <w:sz w:val="22"/>
+                <w:szCs w:val="22"/>
+                <w:lang w:val="nl-NL"/>
+              </w:rPr>
+              <w:t>:</w:t>
+            </w:r>
+          </w:p>
+          <w:p>
+            <w:pPr>
+              <w:spacing w:after="20"/>
+              <w:rPr>
+                <w:sz w:val="20"/>
+                <w:szCs w:val="20"/>
+                <w:lang w:val="nl-NL"/>
+              </w:rPr>
+            </w:pPr>
+            <w:r>
+              <w:rPr>
+                <w:b/>
+                <w:sz w:val="20"/>
+                <w:szCs w:val="20"/>
+                <w:lang w:val="nl-NL"/>
+              </w:rPr>
+              <w:t>Eclipse IDE</w:t>
+            </w:r>
+          </w:p>
+          <w:p>
+            <w:pPr>
+              <w:spacing w:after="20"/>
+              <w:rPr>
+                <w:sz w:val="20"/>
+                <w:szCs w:val="20"/>
+                <w:lang w:val="nl-NL"/>
+              </w:rPr>
+            </w:pPr>
+            <w:r>
+              <w:rPr>
+                <w:b/>
+                <w:sz w:val="20"/>
+                <w:szCs w:val="20"/>
+                <w:lang w:val="nl-NL"/>
+              </w:rPr>
+              <w:t>IntelliJ</w:t>
+            </w:r>
+          </w:p>
+          <w:p>
+            <w:pPr>
+              <w:spacing w:after="20"/>
+              <w:rPr>
+                <w:sz w:val="20"/>
+                <w:szCs w:val="20"/>
+                <w:lang w:val="nl-NL"/>
+              </w:rPr>
+            </w:pPr>
+            <w:r>
+              <w:rPr>
+                <w:b/>
+                <w:sz w:val="20"/>
+                <w:szCs w:val="20"/>
+                <w:lang w:val="nl-NL"/>
+              </w:rPr>
+              <w:t>VSCode</w:t>
+            </w:r>
+          </w:p>
+          <w:p>
+            <w:pPr>
+              <w:spacing w:after="20"/>
+              <w:rPr>
+                <w:sz w:val="20"/>
+                <w:szCs w:val="20"/>
+                <w:lang w:val="nl-NL"/>
+              </w:rPr>
+            </w:pPr>
+            <w:r>
+              <w:rPr>
+                <w:b/>
+                <w:sz w:val="20"/>
+                <w:szCs w:val="20"/>
+                <w:lang w:val="nl-NL"/>
+              </w:rPr>
+              <w:t>Jira</w:t>
+            </w:r>
+          </w:p>
+          <w:p>
+            <w:pPr>
+              <w:spacing w:after="20"/>
+              <w:rPr>
+                <w:sz w:val="20"/>
+                <w:szCs w:val="20"/>
+              </w:rPr>
+            </w:pPr>
+            <w:r>
+              <w:rPr>
+                <w:b/>
+                <w:sz w:val="20"/>
+                <w:szCs w:val="20"/>
+              </w:rPr>
+              <w:t>Confluence</w:t>
+            </w:r>
+          </w:p>
+          <w:p>
+            <w:pPr>
+              <w:spacing w:after="20"/>
+              <w:rPr>
+                <w:sz w:val="20"/>
+                <w:szCs w:val="20"/>
+              </w:rPr>
+            </w:pPr>
+            <w:proofErr w:type="spellStart"/>
+            <w:r>
+              <w:rPr>
+                <w:b/>
+                <w:sz w:val="20"/>
+                <w:szCs w:val="20"/>
+              </w:rPr>
+              <w:lastRenderedPageBreak/>
+              <w:t>GitLAb</w:t>
+            </w:r>
+            <w:proofErr w:type="spellEnd"/>
+          </w:p>
+          <w:p>
+            <w:pPr>
+              <w:spacing w:after="20"/>
+              <w:rPr>
+                <w:b/>
+                <w:sz w:val="20"/>
+                <w:szCs w:val="20"/>
+              </w:rPr>
+            </w:pPr>
+            <w:r>
+              <w:rPr>
+                <w:b/>
+                <w:sz w:val="20"/>
+                <w:szCs w:val="20"/>
+              </w:rPr>
+              <w:t>GitHub</w:t>
+            </w:r>
+          </w:p>
+          <w:p>
+            <w:pPr>
+              <w:spacing w:after="20"/>
+              <w:rPr>
+                <w:b/>
+                <w:sz w:val="20"/>
+                <w:szCs w:val="20"/>
+              </w:rPr>
+            </w:pPr>
+            <w:r>
+              <w:rPr>
+                <w:b/>
+                <w:sz w:val="20"/>
+                <w:szCs w:val="20"/>
+              </w:rPr>
+              <w:t>PyCharm</w:t>
+            </w:r>
+          </w:p>
+          <w:p>
+            <w:pPr>
+              <w:spacing w:after="20"/>
+              <w:rPr>
+                <w:sz w:val="20"/>
+                <w:szCs w:val="20"/>
+              </w:rPr>
+            </w:pPr>
+            <w:r>
+              <w:rPr>
+                <w:b/>
+                <w:sz w:val="20"/>
+                <w:szCs w:val="20"/>
+              </w:rPr>
+              <w:t>JMeter</w:t>
+            </w:r>
+          </w:p>
+          <w:p>
+            <w:pPr>
+              <w:spacing w:after="120"/>
+              <w:rPr>
+                <w:sz w:val="22"/>
+                <w:szCs w:val="22"/>
+              </w:rPr>
+            </w:pPr>
+          </w:p>
+          <w:p>
+            <w:pPr>
+              <w:spacing w:after="80"/>
+              <w:rPr>
+                <w:sz w:val="22"/>
+                <w:szCs w:val="22"/>
+              </w:rPr>
+            </w:pPr>
+            <w:r>
+              <w:rPr>
+                <w:b/>
+                <w:sz w:val="22"/>
+                <w:szCs w:val="22"/>
+              </w:rPr>
+              <w:t>Build Tools</w:t>
+            </w:r>
+          </w:p>
+          <w:p>
+            <w:pPr>
+              <w:spacing w:after="20"/>
+              <w:rPr>
+                <w:sz w:val="22"/>
+                <w:szCs w:val="22"/>
+              </w:rPr>
+            </w:pPr>
+            <w:r>
+              <w:rPr>
+                <w:b/>
+                <w:sz w:val="22"/>
+                <w:szCs w:val="22"/>
+              </w:rPr>
+              <w:t>Maven</w:t>
+            </w:r>
+          </w:p>
+          <w:p>
+            <w:pPr>
+              <w:spacing w:after="20"/>
+              <w:rPr>
+                <w:sz w:val="22"/>
+                <w:szCs w:val="22"/>
+              </w:rPr>
+            </w:pPr>
+            <w:r>
+              <w:rPr>
+                <w:b/>
+                <w:sz w:val="22"/>
+                <w:szCs w:val="22"/>
+              </w:rPr>
+              <w:t>Gradle</w:t>
+            </w:r>
+          </w:p>
+          <w:p>
+            <w:pPr>
+              <w:spacing w:after="120"/>
+              <w:rPr>
+                <w:sz w:val="22"/>
+                <w:szCs w:val="22"/>
+              </w:rPr>
+            </w:pPr>
+          </w:p>
+          <w:p>
+            <w:pPr>
+              <w:spacing w:after="80"/>
+              <w:rPr>
+                <w:b/>
+                <w:sz w:val="22"/>
+                <w:szCs w:val="22"/>
+              </w:rPr>
+            </w:pPr>
+            <w:r>
+              <w:rPr>
+                <w:b/>
+                <w:sz w:val="22"/>
+                <w:szCs w:val="22"/>
+              </w:rPr>
+              <w:t>Cloud Tools</w:t>
+            </w:r>
+            <w:r>
+              <w:rPr>
+                <w:b/>
+                <w:sz w:val="22"/>
+                <w:szCs w:val="22"/>
+              </w:rPr>
+              <w:t>:</w:t>
+            </w:r>
+          </w:p>
+          <w:p>
+            <w:pPr>
+              <w:spacing w:after="20"/>
+              <w:rPr>
+                <w:sz w:val="20"/>
+                <w:szCs w:val="20"/>
+              </w:rPr>
+            </w:pPr>
+            <w:r>
+              <w:rPr>
+                <w:b/>
+                <w:sz w:val="20"/>
+                <w:szCs w:val="20"/>
+              </w:rPr>
+              <w:t>AWS Kinesis</w:t>
+            </w:r>
+          </w:p>
+          <w:p>
+            <w:pPr>
+              <w:spacing w:after="20"/>
+              <w:rPr>
+                <w:sz w:val="20"/>
+                <w:szCs w:val="20"/>
+              </w:rPr>
+            </w:pPr>
+            <w:r>
+              <w:rPr>
+                <w:b/>
+                <w:sz w:val="20"/>
+                <w:szCs w:val="20"/>
+              </w:rPr>
+              <w:t>Lambda</w:t>
+            </w:r>
+          </w:p>
+          <w:p>
+            <w:pPr>
+              <w:spacing w:after="20"/>
+              <w:rPr>
+                <w:sz w:val="20"/>
+                <w:szCs w:val="20"/>
+              </w:rPr>
+            </w:pPr>
+            <w:r>
+              <w:rPr>
+                <w:b/>
+                <w:sz w:val="20"/>
+                <w:szCs w:val="20"/>
+              </w:rPr>
+              <w:t>DynamoDB</w:t>
+            </w:r>
+          </w:p>
+          <w:p>
+            <w:pPr>
+              <w:spacing w:after="20"/>
+              <w:rPr>
+                <w:b/>
+                <w:sz w:val="22"/>
+                <w:szCs w:val="22"/>
+              </w:rPr>
+            </w:pPr>
+            <w:r>
+              <w:rPr>
+                <w:b/>
+                <w:sz w:val="20"/>
+                <w:szCs w:val="20"/>
+              </w:rPr>
+              <w:t>API Gateway</w:t>
+            </w:r>
+            <w:r>
+              <w:rPr>
+                <w:b/>
+                <w:sz w:val="22"/>
+                <w:szCs w:val="22"/>
+              </w:rPr>
+              <w:br/>
+            </w:r>
+          </w:p>
+          <w:p>
+            <w:pPr>
+              <w:spacing w:after="20"/>
+              <w:rPr>
+                <w:b/>
+                <w:sz w:val="22"/>
+                <w:szCs w:val="22"/>
+              </w:rPr>
+            </w:pPr>
+            <w:r>
+              <w:rPr>
+                <w:b/>
+                <w:sz w:val="22"/>
+                <w:szCs w:val="22"/>
+              </w:rPr>
+              <w:t>POC:</w:t>
+            </w:r>
+          </w:p>
+          <w:p>
+            <w:pPr>
+              <w:spacing w:after="20"/>
+              <w:rPr>
+                <w:b/>
+                <w:sz w:val="20"/>
+                <w:szCs w:val="20"/>
+              </w:rPr>
+            </w:pPr>
+            <w:r>
+              <w:rPr>
+                <w:b/>
+                <w:sz w:val="20"/>
+                <w:szCs w:val="20"/>
+              </w:rPr>
+              <w:t>Lang Chain</w:t>
+            </w:r>
+          </w:p>
+          <w:p>
+            <w:pPr>
+              <w:spacing w:after="20"/>
+              <w:rPr>
+                <w:b/>
+                <w:sz w:val="20"/>
+                <w:szCs w:val="20"/>
+              </w:rPr>
+            </w:pPr>
+            <w:r>
+              <w:rPr>
+                <w:b/>
+                <w:sz w:val="20"/>
+                <w:szCs w:val="20"/>
+              </w:rPr>
+              <w:t>Lang Graph</w:t>
+            </w:r>
+          </w:p>
+          <w:p>
+            <w:pPr>
+              <w:spacing w:after="20"/>
+              <w:rPr>
+                <w:b/>
+                <w:sz w:val="20"/>
+                <w:szCs w:val="20"/>
+              </w:rPr>
+            </w:pPr>
+            <w:r>
+              <w:rPr>
+                <w:b/>
+                <w:sz w:val="20"/>
+                <w:szCs w:val="20"/>
+              </w:rPr>
+              <w:t>RAG</w:t>
+            </w:r>
+          </w:p>
+          <w:p>
+            <w:pPr>
+              <w:spacing w:after="20"/>
+              <w:rPr>
+                <w:b/>
+                <w:sz w:val="20"/>
+                <w:szCs w:val="20"/>
+              </w:rPr>
+            </w:pPr>
+            <w:r>
+              <w:rPr>
+                <w:b/>
+                <w:sz w:val="20"/>
+                <w:szCs w:val="20"/>
+              </w:rPr>
+              <w:t>Claude (Anthropic Model)</w:t>
+            </w:r>
+          </w:p>
+          <w:p>
+            <w:pPr>
+              <w:spacing w:after="20"/>
+              <w:rPr>
+                <w:b/>
+                <w:sz w:val="22"/>
+                <w:szCs w:val="22"/>
               </w:rPr>
             </w:pPr>
           </w:p>
@@ -4180,52 +4738,10 @@
             <w:pPr>
               <w:spacing w:after="20"/>
               <w:rPr>
-                <w:sz w:val="20"/>
-                <w:szCs w:val="20"/>
-              </w:rPr>
-            </w:pPr>
-          </w:p>
-          <w:p>
-            <w:pPr>
-              <w:spacing w:after="80"/>
-              <w:rPr>
-                <w:sz w:val="22"/>
-                <w:szCs w:val="22"/>
-              </w:rPr>
-            </w:pPr>
-            <w:r>
-              <w:rPr>
-                <w:b/>
-                <w:sz w:val="22"/>
-                <w:szCs w:val="22"/>
-              </w:rPr>
-              <w:t>Other Skills</w:t>
-            </w:r>
-          </w:p>
-          <w:p>
-            <w:pPr>
-              <w:spacing w:after="20"/>
-              <w:rPr>
-                <w:sz w:val="20"/>
-                <w:szCs w:val="20"/>
-              </w:rPr>
-            </w:pPr>
-            <w:r>
-              <w:rPr>
                 <w:b/>
                 <w:sz w:val="20"/>
                 <w:szCs w:val="20"/>
               </w:rPr>
-              <w:t>SQL</w:t>
-            </w:r>
-          </w:p>
-          <w:p>
-            <w:pPr>
-              <w:spacing w:after="20"/>
-              <w:rPr>
-                <w:sz w:val="20"/>
-                <w:szCs w:val="20"/>
-              </w:rPr>
             </w:pPr>
             <w:r>
               <w:rPr>
@@ -4233,499 +4749,7 @@
                 <w:sz w:val="20"/>
                 <w:szCs w:val="20"/>
               </w:rPr>
-              <w:t>MySQL</w:t>
-            </w:r>
-          </w:p>
-          <w:p>
-            <w:pPr>
-              <w:spacing w:after="20"/>
-              <w:rPr>
-                <w:sz w:val="20"/>
-                <w:szCs w:val="20"/>
-              </w:rPr>
-            </w:pPr>
-            <w:r>
-              <w:rPr>
-                <w:b/>
-                <w:sz w:val="20"/>
-                <w:szCs w:val="20"/>
-              </w:rPr>
-              <w:t>HBase</w:t>
-            </w:r>
-          </w:p>
-          <w:p>
-            <w:pPr>
-              <w:spacing w:after="20"/>
-              <w:rPr>
-                <w:b/>
-                <w:sz w:val="20"/>
-                <w:szCs w:val="20"/>
-              </w:rPr>
-            </w:pPr>
-            <w:r>
-              <w:rPr>
-                <w:b/>
-                <w:sz w:val="20"/>
-                <w:szCs w:val="20"/>
-              </w:rPr>
-              <w:t>NoSQL DB</w:t>
-            </w:r>
-          </w:p>
-          <w:p>
-            <w:pPr>
-              <w:spacing w:after="20"/>
-              <w:rPr>
-                <w:sz w:val="20"/>
-                <w:szCs w:val="20"/>
-              </w:rPr>
-            </w:pPr>
-            <w:r>
-              <w:rPr>
-                <w:b/>
-                <w:sz w:val="20"/>
-                <w:szCs w:val="20"/>
-              </w:rPr>
-              <w:t>MongoDB</w:t>
-            </w:r>
-          </w:p>
-          <w:p>
-            <w:pPr>
-              <w:spacing w:after="20"/>
-              <w:rPr>
-                <w:sz w:val="20"/>
-                <w:szCs w:val="20"/>
-                <w:lang w:val="nl-NL"/>
-              </w:rPr>
-            </w:pPr>
-            <w:r>
-              <w:rPr>
-                <w:b/>
-                <w:sz w:val="20"/>
-                <w:szCs w:val="20"/>
-                <w:lang w:val="nl-NL"/>
-              </w:rPr>
-              <w:t>Unix/</w:t>
-            </w:r>
-            <w:r>
-              <w:rPr>
-                <w:b/>
-                <w:sz w:val="20"/>
-                <w:szCs w:val="20"/>
-                <w:lang w:val="nl-NL"/>
-              </w:rPr>
-              <w:t>Linux</w:t>
-            </w:r>
-          </w:p>
-          <w:p>
-            <w:pPr>
-              <w:spacing w:after="120"/>
-              <w:rPr>
-                <w:sz w:val="22"/>
-                <w:szCs w:val="22"/>
-                <w:lang w:val="nl-NL"/>
-              </w:rPr>
-            </w:pPr>
-          </w:p>
-          <w:p>
-            <w:pPr>
-              <w:spacing w:after="80"/>
-              <w:rPr>
-                <w:sz w:val="22"/>
-                <w:szCs w:val="22"/>
-                <w:lang w:val="nl-NL"/>
-              </w:rPr>
-            </w:pPr>
-            <w:r>
-              <w:rPr>
-                <w:b/>
-                <w:sz w:val="22"/>
-                <w:szCs w:val="22"/>
-                <w:lang w:val="nl-NL"/>
-              </w:rPr>
-              <w:t>Tools</w:t>
-            </w:r>
-            <w:r>
-              <w:rPr>
-                <w:b/>
-                <w:sz w:val="22"/>
-                <w:szCs w:val="22"/>
-                <w:lang w:val="nl-NL"/>
-              </w:rPr>
-              <w:t>:</w:t>
-            </w:r>
-          </w:p>
-          <w:p>
-            <w:pPr>
-              <w:spacing w:after="20"/>
-              <w:rPr>
-                <w:sz w:val="20"/>
-                <w:szCs w:val="20"/>
-                <w:lang w:val="nl-NL"/>
-              </w:rPr>
-            </w:pPr>
-            <w:r>
-              <w:rPr>
-                <w:b/>
-                <w:sz w:val="20"/>
-                <w:szCs w:val="20"/>
-                <w:lang w:val="nl-NL"/>
-              </w:rPr>
-              <w:t>Eclipse IDE</w:t>
-            </w:r>
-          </w:p>
-          <w:p>
-            <w:pPr>
-              <w:spacing w:after="20"/>
-              <w:rPr>
-                <w:sz w:val="20"/>
-                <w:szCs w:val="20"/>
-                <w:lang w:val="nl-NL"/>
-              </w:rPr>
-            </w:pPr>
-            <w:r>
-              <w:rPr>
-                <w:b/>
-                <w:sz w:val="20"/>
-                <w:szCs w:val="20"/>
-                <w:lang w:val="nl-NL"/>
-              </w:rPr>
-              <w:lastRenderedPageBreak/>
-              <w:t>IntelliJ</w:t>
-            </w:r>
-          </w:p>
-          <w:p>
-            <w:pPr>
-              <w:spacing w:after="20"/>
-              <w:rPr>
-                <w:sz w:val="20"/>
-                <w:szCs w:val="20"/>
-                <w:lang w:val="nl-NL"/>
-              </w:rPr>
-            </w:pPr>
-            <w:r>
-              <w:rPr>
-                <w:b/>
-                <w:sz w:val="20"/>
-                <w:szCs w:val="20"/>
-                <w:lang w:val="nl-NL"/>
-              </w:rPr>
-              <w:t>VSCode</w:t>
-            </w:r>
-          </w:p>
-          <w:p>
-            <w:pPr>
-              <w:spacing w:after="20"/>
-              <w:rPr>
-                <w:sz w:val="20"/>
-                <w:szCs w:val="20"/>
-                <w:lang w:val="nl-NL"/>
-              </w:rPr>
-            </w:pPr>
-            <w:r>
-              <w:rPr>
-                <w:b/>
-                <w:sz w:val="20"/>
-                <w:szCs w:val="20"/>
-                <w:lang w:val="nl-NL"/>
-              </w:rPr>
-              <w:t>Jira</w:t>
-            </w:r>
-          </w:p>
-          <w:p>
-            <w:pPr>
-              <w:spacing w:after="20"/>
-              <w:rPr>
-                <w:sz w:val="20"/>
-                <w:szCs w:val="20"/>
-              </w:rPr>
-            </w:pPr>
-            <w:r>
-              <w:rPr>
-                <w:b/>
-                <w:sz w:val="20"/>
-                <w:szCs w:val="20"/>
-              </w:rPr>
-              <w:t>Confluence</w:t>
-            </w:r>
-          </w:p>
-          <w:p>
-            <w:pPr>
-              <w:spacing w:after="20"/>
-              <w:rPr>
-                <w:sz w:val="20"/>
-                <w:szCs w:val="20"/>
-              </w:rPr>
-            </w:pPr>
-            <w:proofErr w:type="spellStart"/>
-            <w:r>
-              <w:rPr>
-                <w:b/>
-                <w:sz w:val="20"/>
-                <w:szCs w:val="20"/>
-              </w:rPr>
-              <w:t>GitLAb</w:t>
-            </w:r>
-            <w:proofErr w:type="spellEnd"/>
-          </w:p>
-          <w:p>
-            <w:pPr>
-              <w:spacing w:after="20"/>
-              <w:rPr>
-                <w:b/>
-                <w:sz w:val="20"/>
-                <w:szCs w:val="20"/>
-              </w:rPr>
-            </w:pPr>
-            <w:r>
-              <w:rPr>
-                <w:b/>
-                <w:sz w:val="20"/>
-                <w:szCs w:val="20"/>
-              </w:rPr>
-              <w:t>GitHub</w:t>
-            </w:r>
-          </w:p>
-          <w:p>
-            <w:pPr>
-              <w:spacing w:after="20"/>
-              <w:rPr>
-                <w:b/>
-                <w:sz w:val="20"/>
-                <w:szCs w:val="20"/>
-              </w:rPr>
-            </w:pPr>
-            <w:r>
-              <w:rPr>
-                <w:b/>
-                <w:sz w:val="20"/>
-                <w:szCs w:val="20"/>
-              </w:rPr>
-              <w:t>PyCharm</w:t>
-            </w:r>
-          </w:p>
-          <w:p>
-            <w:pPr>
-              <w:spacing w:after="20"/>
-              <w:rPr>
-                <w:sz w:val="20"/>
-                <w:szCs w:val="20"/>
-              </w:rPr>
-            </w:pPr>
-            <w:r>
-              <w:rPr>
-                <w:b/>
-                <w:sz w:val="20"/>
-                <w:szCs w:val="20"/>
-              </w:rPr>
-              <w:t>JMeter</w:t>
-            </w:r>
-          </w:p>
-          <w:p>
-            <w:pPr>
-              <w:spacing w:after="120"/>
-              <w:rPr>
-                <w:sz w:val="22"/>
-                <w:szCs w:val="22"/>
-              </w:rPr>
-            </w:pPr>
-          </w:p>
-          <w:p>
-            <w:pPr>
-              <w:spacing w:after="80"/>
-              <w:rPr>
-                <w:sz w:val="22"/>
-                <w:szCs w:val="22"/>
-              </w:rPr>
-            </w:pPr>
-            <w:r>
-              <w:rPr>
-                <w:b/>
-                <w:sz w:val="22"/>
-                <w:szCs w:val="22"/>
-              </w:rPr>
-              <w:t>Build Tools</w:t>
-            </w:r>
-          </w:p>
-          <w:p>
-            <w:pPr>
-              <w:spacing w:after="20"/>
-              <w:rPr>
-                <w:sz w:val="22"/>
-                <w:szCs w:val="22"/>
-              </w:rPr>
-            </w:pPr>
-            <w:r>
-              <w:rPr>
-                <w:b/>
-                <w:sz w:val="22"/>
-                <w:szCs w:val="22"/>
-              </w:rPr>
-              <w:t>Maven</w:t>
-            </w:r>
-          </w:p>
-          <w:p>
-            <w:pPr>
-              <w:spacing w:after="20"/>
-              <w:rPr>
-                <w:sz w:val="22"/>
-                <w:szCs w:val="22"/>
-              </w:rPr>
-            </w:pPr>
-            <w:r>
-              <w:rPr>
-                <w:b/>
-                <w:sz w:val="22"/>
-                <w:szCs w:val="22"/>
-              </w:rPr>
-              <w:t>Gradle</w:t>
-            </w:r>
-          </w:p>
-          <w:p>
-            <w:pPr>
-              <w:spacing w:after="120"/>
-              <w:rPr>
-                <w:sz w:val="22"/>
-                <w:szCs w:val="22"/>
-              </w:rPr>
-            </w:pPr>
-          </w:p>
-          <w:p>
-            <w:pPr>
-              <w:spacing w:after="80"/>
-              <w:rPr>
-                <w:b/>
-                <w:sz w:val="22"/>
-                <w:szCs w:val="22"/>
-              </w:rPr>
-            </w:pPr>
-            <w:r>
-              <w:rPr>
-                <w:b/>
-                <w:sz w:val="22"/>
-                <w:szCs w:val="22"/>
-              </w:rPr>
-              <w:t>Cloud Tools</w:t>
-            </w:r>
-            <w:r>
-              <w:rPr>
-                <w:b/>
-                <w:sz w:val="22"/>
-                <w:szCs w:val="22"/>
-              </w:rPr>
-              <w:t>:</w:t>
-            </w:r>
-          </w:p>
-          <w:p>
-            <w:pPr>
-              <w:spacing w:after="20"/>
-              <w:rPr>
-                <w:sz w:val="20"/>
-                <w:szCs w:val="20"/>
-              </w:rPr>
-            </w:pPr>
-            <w:r>
-              <w:rPr>
-                <w:b/>
-                <w:sz w:val="20"/>
-                <w:szCs w:val="20"/>
-              </w:rPr>
-              <w:t>AWS Kinesis</w:t>
-            </w:r>
-          </w:p>
-          <w:p>
-            <w:pPr>
-              <w:spacing w:after="20"/>
-              <w:rPr>
-                <w:sz w:val="20"/>
-                <w:szCs w:val="20"/>
-              </w:rPr>
-            </w:pPr>
-            <w:r>
-              <w:rPr>
-                <w:b/>
-                <w:sz w:val="20"/>
-                <w:szCs w:val="20"/>
-              </w:rPr>
-              <w:t>Lambda</w:t>
-            </w:r>
-          </w:p>
-          <w:p>
-            <w:pPr>
-              <w:spacing w:after="20"/>
-              <w:rPr>
-                <w:sz w:val="20"/>
-                <w:szCs w:val="20"/>
-              </w:rPr>
-            </w:pPr>
-            <w:r>
-              <w:rPr>
-                <w:b/>
-                <w:sz w:val="20"/>
-                <w:szCs w:val="20"/>
-              </w:rPr>
-              <w:t>DynamoDB</w:t>
-            </w:r>
-          </w:p>
-          <w:p>
-            <w:pPr>
-              <w:spacing w:after="20"/>
-              <w:rPr>
-                <w:b/>
-                <w:sz w:val="22"/>
-                <w:szCs w:val="22"/>
-              </w:rPr>
-            </w:pPr>
-            <w:r>
-              <w:rPr>
-                <w:b/>
-                <w:sz w:val="20"/>
-                <w:szCs w:val="20"/>
-              </w:rPr>
-              <w:t>API Gateway</w:t>
-            </w:r>
-            <w:r>
-              <w:rPr>
-                <w:b/>
-                <w:sz w:val="22"/>
-                <w:szCs w:val="22"/>
-              </w:rPr>
-              <w:br/>
-            </w:r>
-          </w:p>
-          <w:p>
-            <w:pPr>
-              <w:spacing w:after="20"/>
-              <w:rPr>
-                <w:b/>
-                <w:sz w:val="22"/>
-                <w:szCs w:val="22"/>
-              </w:rPr>
-            </w:pPr>
-            <w:r>
-              <w:rPr>
-                <w:b/>
-                <w:sz w:val="22"/>
-                <w:szCs w:val="22"/>
-              </w:rPr>
-              <w:t>POC:</w:t>
-            </w:r>
-          </w:p>
-          <w:p>
-            <w:pPr>
-              <w:spacing w:after="20"/>
-              <w:rPr>
-                <w:b/>
-                <w:sz w:val="20"/>
-                <w:szCs w:val="20"/>
-              </w:rPr>
-            </w:pPr>
-            <w:r>
-              <w:rPr>
-                <w:b/>
-                <w:sz w:val="20"/>
-                <w:szCs w:val="20"/>
-              </w:rPr>
-              <w:t>Angular</w:t>
+              <w:t>React</w:t>
             </w:r>
           </w:p>
           <w:p>
@@ -4921,7 +4945,6 @@
                 <w:sz w:val="22"/>
                 <w:szCs w:val="22"/>
               </w:rPr>
-              <w:lastRenderedPageBreak/>
               <w:t xml:space="preserve">Developed and Delivered Spring Boot based application for transferring data from applications to </w:t>
             </w:r>
             <w:r>
@@ -4968,6 +4991,7 @@
                 <w:sz w:val="22"/>
                 <w:szCs w:val="22"/>
               </w:rPr>
+              <w:lastRenderedPageBreak/>
               <w:t xml:space="preserve">Doing Proof of </w:t>
             </w:r>
             <w:r>
@@ -5077,21 +5101,13 @@
           </w:p>
           <w:p>
             <w:pPr>
-              <w:spacing w:after="200"/>
-              <w:rPr>
-                <w:b/>
-                <w:bCs/>
-                <w:sz w:val="22"/>
-                <w:szCs w:val="22"/>
-              </w:rPr>
-            </w:pPr>
-          </w:p>
-          <w:p>
-            <w:pPr>
-              <w:spacing w:after="200"/>
-              <w:rPr>
-                <w:b/>
-                <w:bCs/>
+              <w:pStyle w:val="ListBullet"/>
+              <w:numPr>
+                <w:ilvl w:val="0"/>
+                <w:numId w:val="0"/>
+              </w:numPr>
+              <w:ind w:left="360"/>
+              <w:rPr>
                 <w:sz w:val="22"/>
                 <w:szCs w:val="22"/>
               </w:rPr>
@@ -5945,7 +5961,6 @@
                       <w:sz w:val="22"/>
                       <w:szCs w:val="22"/>
                     </w:rPr>
-                    <w:lastRenderedPageBreak/>
                     <w:t>Project Name</w:t>
                   </w:r>
                 </w:p>
@@ -6197,6 +6212,7 @@
                 <w:sz w:val="22"/>
                 <w:szCs w:val="22"/>
               </w:rPr>
+              <w:lastRenderedPageBreak/>
               <w:t>Tech Stack:</w:t>
             </w:r>
           </w:p>
@@ -6264,15 +6280,6 @@
               </w:rPr>
               <w:t>, Docker, and Kubernetes.</w:t>
             </w:r>
-          </w:p>
-          <w:p>
-            <w:pPr>
-              <w:rPr>
-                <w:b/>
-                <w:sz w:val="22"/>
-                <w:szCs w:val="22"/>
-              </w:rPr>
-            </w:pPr>
           </w:p>
           <w:p>
             <w:pPr>
@@ -6932,7 +6939,6 @@
                 <w:sz w:val="22"/>
                 <w:szCs w:val="22"/>
               </w:rPr>
-              <w:lastRenderedPageBreak/>
               <w:t xml:space="preserve">FL is a </w:t>
             </w:r>
             <w:r>
@@ -7051,6 +7057,7 @@
                 <w:sz w:val="22"/>
                 <w:szCs w:val="22"/>
               </w:rPr>
+              <w:lastRenderedPageBreak/>
               <w:t xml:space="preserve">Work as a Team lead to handle </w:t>
             </w:r>
             <w:r>
@@ -7547,17 +7554,8 @@
                       <w:sz w:val="22"/>
                       <w:szCs w:val="22"/>
                     </w:rPr>
-                    <w:t xml:space="preserve">:  </w:t>
+                    <w:t>:  Diligenta</w:t>
                   </w:r>
-                  <w:proofErr w:type="spellStart"/>
-                  <w:r>
-                    <w:rPr>
-                      <w:sz w:val="22"/>
-                      <w:szCs w:val="22"/>
-                    </w:rPr>
-                    <w:t>Diligenta</w:t>
-                  </w:r>
-                  <w:proofErr w:type="spellEnd"/>
                 </w:p>
               </w:tc>
             </w:tr>
@@ -8154,7 +8152,6 @@
                       <w:sz w:val="22"/>
                       <w:szCs w:val="22"/>
                     </w:rPr>
-                    <w:lastRenderedPageBreak/>
                     <w:t>Role</w:t>
                   </w:r>
                 </w:p>
@@ -8326,104 +8323,105 @@
                 <w:szCs w:val="22"/>
               </w:rPr>
             </w:pPr>
-            <w:r>
-              <w:rPr>
-                <w:b/>
-                <w:sz w:val="22"/>
-                <w:szCs w:val="22"/>
-              </w:rPr>
-              <w:t>Tech</w:t>
-            </w:r>
-            <w:r>
-              <w:rPr>
-                <w:b/>
-                <w:sz w:val="22"/>
-                <w:szCs w:val="22"/>
-              </w:rPr>
-              <w:t xml:space="preserve"> </w:t>
-            </w:r>
-            <w:r>
-              <w:rPr>
-                <w:b/>
-                <w:sz w:val="22"/>
-                <w:szCs w:val="22"/>
-              </w:rPr>
-              <w:t>Stack:</w:t>
-            </w:r>
-            <w:r>
-              <w:rPr>
-                <w:b/>
-                <w:sz w:val="22"/>
-                <w:szCs w:val="22"/>
-              </w:rPr>
-              <w:t xml:space="preserve"> </w:t>
-            </w:r>
           </w:p>
           <w:p>
             <w:pPr>
               <w:rPr>
+                <w:b/>
                 <w:sz w:val="22"/>
                 <w:szCs w:val="22"/>
               </w:rPr>
             </w:pPr>
             <w:r>
               <w:rPr>
-                <w:sz w:val="22"/>
-                <w:szCs w:val="22"/>
-              </w:rPr>
-              <w:t>Java, J2EE, L</w:t>
-            </w:r>
-            <w:r>
-              <w:rPr>
-                <w:sz w:val="22"/>
-                <w:szCs w:val="22"/>
-              </w:rPr>
-              <w:t>inux/Unix</w:t>
-            </w:r>
-            <w:r>
-              <w:rPr>
-                <w:sz w:val="22"/>
-                <w:szCs w:val="22"/>
-              </w:rPr>
-              <w:t xml:space="preserve">, </w:t>
-            </w:r>
-            <w:r>
-              <w:rPr>
-                <w:sz w:val="22"/>
-                <w:szCs w:val="22"/>
-              </w:rPr>
-              <w:t>Thunderhead</w:t>
-            </w:r>
-            <w:r>
-              <w:rPr>
-                <w:sz w:val="22"/>
-                <w:szCs w:val="22"/>
-              </w:rPr>
-              <w:t>, Oracle and Git</w:t>
-            </w:r>
-            <w:r>
-              <w:rPr>
-                <w:sz w:val="22"/>
-                <w:szCs w:val="22"/>
-              </w:rPr>
-              <w:t xml:space="preserve"> and </w:t>
-            </w:r>
-            <w:r>
-              <w:rPr>
-                <w:sz w:val="22"/>
-                <w:szCs w:val="22"/>
-              </w:rPr>
-              <w:t>GitHub</w:t>
+                <w:b/>
+                <w:sz w:val="22"/>
+                <w:szCs w:val="22"/>
+              </w:rPr>
+              <w:lastRenderedPageBreak/>
+              <w:t>Tech</w:t>
+            </w:r>
+            <w:r>
+              <w:rPr>
+                <w:b/>
+                <w:sz w:val="22"/>
+                <w:szCs w:val="22"/>
+              </w:rPr>
+              <w:t xml:space="preserve"> </w:t>
+            </w:r>
+            <w:r>
+              <w:rPr>
+                <w:b/>
+                <w:sz w:val="22"/>
+                <w:szCs w:val="22"/>
+              </w:rPr>
+              <w:t>Stack:</w:t>
+            </w:r>
+            <w:r>
+              <w:rPr>
+                <w:b/>
+                <w:sz w:val="22"/>
+                <w:szCs w:val="22"/>
+              </w:rPr>
+              <w:t xml:space="preserve"> </w:t>
             </w:r>
           </w:p>
           <w:p>
             <w:pPr>
               <w:rPr>
-                <w:b/>
                 <w:sz w:val="22"/>
                 <w:szCs w:val="22"/>
               </w:rPr>
             </w:pPr>
+            <w:r>
+              <w:rPr>
+                <w:sz w:val="22"/>
+                <w:szCs w:val="22"/>
+              </w:rPr>
+              <w:t>Java, J2EE, L</w:t>
+            </w:r>
+            <w:r>
+              <w:rPr>
+                <w:sz w:val="22"/>
+                <w:szCs w:val="22"/>
+              </w:rPr>
+              <w:t>inux/Unix</w:t>
+            </w:r>
+            <w:r>
+              <w:rPr>
+                <w:sz w:val="22"/>
+                <w:szCs w:val="22"/>
+              </w:rPr>
+              <w:t xml:space="preserve">, </w:t>
+            </w:r>
+            <w:r>
+              <w:rPr>
+                <w:sz w:val="22"/>
+                <w:szCs w:val="22"/>
+              </w:rPr>
+              <w:t>Thunderhead</w:t>
+            </w:r>
+            <w:r>
+              <w:rPr>
+                <w:sz w:val="22"/>
+                <w:szCs w:val="22"/>
+              </w:rPr>
+              <w:t>, Oracle and Git</w:t>
+            </w:r>
+            <w:r>
+              <w:rPr>
+                <w:sz w:val="22"/>
+                <w:szCs w:val="22"/>
+              </w:rPr>
+              <w:t xml:space="preserve"> and </w:t>
+            </w:r>
+            <w:r>
+              <w:rPr>
+                <w:sz w:val="22"/>
+                <w:szCs w:val="22"/>
+              </w:rPr>
+              <w:t>GitHub</w:t>
+            </w:r>
           </w:p>
           <w:p>
             <w:pPr>
@@ -8433,74 +8431,65 @@
                 <w:szCs w:val="22"/>
               </w:rPr>
             </w:pPr>
+            <w:r>
+              <w:rPr>
+                <w:b/>
+                <w:sz w:val="22"/>
+                <w:szCs w:val="22"/>
+              </w:rPr>
+              <w:t>Description:</w:t>
+            </w:r>
+            <w:r>
+              <w:rPr>
+                <w:b/>
+                <w:sz w:val="22"/>
+                <w:szCs w:val="22"/>
+              </w:rPr>
+              <w:t xml:space="preserve"> </w:t>
+            </w:r>
           </w:p>
           <w:p>
             <w:pPr>
               <w:rPr>
-                <w:b/>
                 <w:sz w:val="22"/>
                 <w:szCs w:val="22"/>
               </w:rPr>
             </w:pPr>
             <w:r>
               <w:rPr>
-                <w:b/>
-                <w:sz w:val="22"/>
-                <w:szCs w:val="22"/>
-              </w:rPr>
-              <w:t>Description:</w:t>
-            </w:r>
-            <w:r>
-              <w:rPr>
-                <w:b/>
+                <w:sz w:val="22"/>
+                <w:szCs w:val="22"/>
+              </w:rPr>
+              <w:t xml:space="preserve">Pearl Group project is a J2EE application and integrated with thunderhead tools. It is basically </w:t>
+            </w:r>
+            <w:r>
+              <w:rPr>
+                <w:sz w:val="22"/>
+                <w:szCs w:val="22"/>
+              </w:rPr>
+              <w:t>providing</w:t>
+            </w:r>
+            <w:r>
+              <w:rPr>
+                <w:sz w:val="22"/>
+                <w:szCs w:val="22"/>
+              </w:rPr>
+              <w:t xml:space="preserve"> the letter for the policy holder’s annual summary in PDF, fax</w:t>
+            </w:r>
+            <w:r>
+              <w:rPr>
+                <w:sz w:val="22"/>
+                <w:szCs w:val="22"/>
+              </w:rPr>
+              <w:t xml:space="preserve"> and email and directly delivered to intended address, fax no and email</w:t>
+            </w:r>
+            <w:r>
+              <w:rPr>
                 <w:sz w:val="22"/>
                 <w:szCs w:val="22"/>
               </w:rPr>
               <w:t xml:space="preserve"> </w:t>
             </w:r>
-          </w:p>
-          <w:p>
-            <w:pPr>
-              <w:rPr>
-                <w:sz w:val="22"/>
-                <w:szCs w:val="22"/>
-              </w:rPr>
-            </w:pPr>
-            <w:r>
-              <w:rPr>
-                <w:sz w:val="22"/>
-                <w:szCs w:val="22"/>
-              </w:rPr>
-              <w:t xml:space="preserve">Pearl Group project is a J2EE application and integrated with thunderhead tools. It is basically </w:t>
-            </w:r>
-            <w:r>
-              <w:rPr>
-                <w:sz w:val="22"/>
-                <w:szCs w:val="22"/>
-              </w:rPr>
-              <w:t>providing</w:t>
-            </w:r>
-            <w:r>
-              <w:rPr>
-                <w:sz w:val="22"/>
-                <w:szCs w:val="22"/>
-              </w:rPr>
-              <w:t xml:space="preserve"> the letter for the policy holder’s annual summary in PDF, fax</w:t>
-            </w:r>
-            <w:r>
-              <w:rPr>
-                <w:sz w:val="22"/>
-                <w:szCs w:val="22"/>
-              </w:rPr>
-              <w:t xml:space="preserve"> and email and directly delivered to intended address, fax no and email</w:t>
-            </w:r>
-            <w:r>
-              <w:rPr>
-                <w:sz w:val="22"/>
-                <w:szCs w:val="22"/>
-              </w:rPr>
-              <w:t xml:space="preserve"> </w:t>
-            </w:r>
             <w:r>
               <w:rPr>
                 <w:sz w:val="22"/>
@@ -8515,15 +8504,6 @@
               </w:rPr>
               <w:t>d.</w:t>
             </w:r>
-          </w:p>
-          <w:p>
-            <w:pPr>
-              <w:rPr>
-                <w:b/>
-                <w:sz w:val="22"/>
-                <w:szCs w:val="22"/>
-              </w:rPr>
-            </w:pPr>
           </w:p>
           <w:p>
             <w:pPr>

--- a/src/main/java/resume/Rajesh_ResumeCV2026.1.docx
+++ b/src/main/java/resume/Rajesh_ResumeCV2026.1.docx
@@ -1069,23 +1069,7 @@
                 <w:sz w:val="22"/>
                 <w:szCs w:val="22"/>
               </w:rPr>
-              <w:t xml:space="preserve"> like Splunk (searching, real time payment analysis, alert scripting, </w:t>
-            </w:r>
-            <w:proofErr w:type="spellStart"/>
-            <w:r>
-              <w:rPr>
-                <w:sz w:val="22"/>
-                <w:szCs w:val="22"/>
-              </w:rPr>
-              <w:t>xMatters</w:t>
-            </w:r>
-            <w:proofErr w:type="spellEnd"/>
-            <w:r>
-              <w:rPr>
-                <w:sz w:val="22"/>
-                <w:szCs w:val="22"/>
-              </w:rPr>
-              <w:t xml:space="preserve"> scripting etc.). </w:t>
+              <w:t xml:space="preserve"> like Splunk (searching, real time payment analysis, alert scripting, xMatters scripting etc.). </w:t>
             </w:r>
           </w:p>
           <w:p>
@@ -1875,21 +1859,7 @@
                 <w:sz w:val="22"/>
                 <w:szCs w:val="22"/>
               </w:rPr>
-              <w:t>,</w:t>
-            </w:r>
-            <w:r>
-              <w:rPr>
-                <w:sz w:val="22"/>
-                <w:szCs w:val="22"/>
-              </w:rPr>
-              <w:t xml:space="preserve"> </w:t>
-            </w:r>
-            <w:r>
-              <w:rPr>
-                <w:sz w:val="22"/>
-                <w:szCs w:val="22"/>
-              </w:rPr>
-              <w:t xml:space="preserve">AWS, </w:t>
+              <w:t xml:space="preserve">, </w:t>
             </w:r>
             <w:r>
               <w:rPr>
@@ -1997,23 +1967,7 @@
                 <w:sz w:val="22"/>
                 <w:szCs w:val="22"/>
               </w:rPr>
-              <w:t xml:space="preserve"> inbound and outbound flows using Temporal-based microservices architecture, leveraging ISO 20022 (</w:t>
-            </w:r>
-            <w:proofErr w:type="spellStart"/>
-            <w:r>
-              <w:rPr>
-                <w:sz w:val="22"/>
-                <w:szCs w:val="22"/>
-              </w:rPr>
-              <w:t>Prowide</w:t>
-            </w:r>
-            <w:proofErr w:type="spellEnd"/>
-            <w:r>
-              <w:rPr>
-                <w:sz w:val="22"/>
-                <w:szCs w:val="22"/>
-              </w:rPr>
-              <w:t xml:space="preserve">), Drools rule engine, Kafka messaging, and Spring Boot with PostgreSQL, while utilizing </w:t>
+              <w:t xml:space="preserve"> inbound and outbound flows using Temporal-based microservices architecture, leveraging ISO 20022 (Prowide), Drools rule engine, Kafka messaging, and Spring Boot with PostgreSQL, while utilizing </w:t>
             </w:r>
             <w:r>
               <w:rPr>
@@ -2631,21 +2585,12 @@
               </w:rPr>
               <w:t xml:space="preserve"> </w:t>
             </w:r>
-            <w:proofErr w:type="spellStart"/>
-            <w:r>
-              <w:rPr>
-                <w:sz w:val="22"/>
-                <w:szCs w:val="22"/>
-              </w:rPr>
-              <w:t>Control+M</w:t>
-            </w:r>
-            <w:proofErr w:type="spellEnd"/>
-            <w:r>
-              <w:rPr>
-                <w:sz w:val="22"/>
-                <w:szCs w:val="22"/>
-              </w:rPr>
-              <w:t>,</w:t>
+            <w:r>
+              <w:rPr>
+                <w:sz w:val="22"/>
+                <w:szCs w:val="22"/>
+              </w:rPr>
+              <w:t>Control+M,</w:t>
             </w:r>
             <w:r>
               <w:rPr>
@@ -4397,7 +4342,6 @@
                 <w:szCs w:val="20"/>
               </w:rPr>
             </w:pPr>
-            <w:proofErr w:type="spellStart"/>
             <w:r>
               <w:rPr>
                 <w:b/>
@@ -4407,7 +4351,6 @@
               <w:lastRenderedPageBreak/>
               <w:t>GitLAb</w:t>
             </w:r>
-            <w:proofErr w:type="spellEnd"/>
           </w:p>
           <w:p>
             <w:pPr>
@@ -7912,23 +7855,7 @@
                 <w:sz w:val="22"/>
                 <w:szCs w:val="22"/>
               </w:rPr>
-              <w:t xml:space="preserve"> the Thunderhead Template as per </w:t>
-            </w:r>
-            <w:proofErr w:type="spellStart"/>
-            <w:r>
-              <w:rPr>
-                <w:sz w:val="22"/>
-                <w:szCs w:val="22"/>
-              </w:rPr>
-              <w:t>jira</w:t>
-            </w:r>
-            <w:proofErr w:type="spellEnd"/>
-            <w:r>
-              <w:rPr>
-                <w:sz w:val="22"/>
-                <w:szCs w:val="22"/>
-              </w:rPr>
-              <w:t xml:space="preserve"> and tickets.</w:t>
+              <w:t xml:space="preserve"> the Thunderhead Template as per jira and tickets.</w:t>
             </w:r>
           </w:p>
           <w:p>
@@ -7946,23 +7873,7 @@
                 <w:sz w:val="22"/>
                 <w:szCs w:val="22"/>
               </w:rPr>
-              <w:t xml:space="preserve">Provides the report of the application related to bugs, </w:t>
-            </w:r>
-            <w:proofErr w:type="spellStart"/>
-            <w:r>
-              <w:rPr>
-                <w:sz w:val="22"/>
-                <w:szCs w:val="22"/>
-              </w:rPr>
-              <w:t>jira’s</w:t>
-            </w:r>
-            <w:proofErr w:type="spellEnd"/>
-            <w:r>
-              <w:rPr>
-                <w:sz w:val="22"/>
-                <w:szCs w:val="22"/>
-              </w:rPr>
-              <w:t xml:space="preserve"> bug and completion of release work as per the weekly meeting.</w:t>
+              <w:t>Provides the report of the application related to bugs, jira’s bug and completion of release work as per the weekly meeting.</w:t>
             </w:r>
           </w:p>
           <w:p>
